--- a/spa/docx/13.content.docx
+++ b/spa/docx/13.content.docx
@@ -214,22 +214,22 @@
         <w:rPr>
           <w:lang w:val="es_ES" w:bidi="es_ES"/>
         </w:rPr>
-        <w:t xml:space="preserve"> Esta es la lista de los descendientes de Adán.</w:t>
-      </w:r>
-    </w:p>
-    <w:p>
-      <w:pPr/>
-      <w:r>
-        <w:rPr>
-          <w:lang w:val="es_ES" w:bidi="es_ES"/>
-        </w:rPr>
-      </w:r>
-      <w:r>
-        <w:rPr>
-          <w:vertAlign w:val="superscript"/>
-          <w:lang w:val="es_ES" w:bidi="es_ES"/>
-        </w:rPr>
-        <w:t>4</w:t>
+        <w:t xml:space="preserve"> Esta es la lista de los descendientes de Adán:</w:t>
+      </w:r>
+    </w:p>
+    <w:p>
+      <w:pPr/>
+      <w:r>
+        <w:rPr>
+          <w:lang w:val="es_ES" w:bidi="es_ES"/>
+        </w:rPr>
+      </w:r>
+      <w:r>
+        <w:rPr>
+          <w:vertAlign w:val="superscript"/>
+          <w:lang w:val="es_ES" w:bidi="es_ES"/>
+        </w:rPr>
+        <w:t>2-4</w:t>
       </w:r>
       <w:r>
         <w:rPr>
@@ -250,7 +250,7 @@
           <w:vertAlign w:val="superscript"/>
           <w:lang w:val="es_ES" w:bidi="es_ES"/>
         </w:rPr>
-        <w:t>9</w:t>
+        <w:t>5-9</w:t>
       </w:r>
       <w:r>
         <w:rPr>
@@ -292,7 +292,7 @@
           <w:vertAlign w:val="superscript"/>
           <w:lang w:val="es_ES" w:bidi="es_ES"/>
         </w:rPr>
-        <w:t>12</w:t>
+        <w:t>11-12</w:t>
       </w:r>
       <w:r>
         <w:rPr>
@@ -313,7 +313,7 @@
           <w:vertAlign w:val="superscript"/>
           <w:lang w:val="es_ES" w:bidi="es_ES"/>
         </w:rPr>
-        <w:t>16</w:t>
+        <w:t>13-16</w:t>
       </w:r>
       <w:r>
         <w:rPr>
@@ -382,22 +382,22 @@
         <w:rPr>
           <w:lang w:val="es_ES" w:bidi="es_ES"/>
         </w:rPr>
-        <w:t xml:space="preserve"> Éber tuvo dos hijos. Al primero lo llamó Péleg, porque durante su vida la gente de la tierra se dividió en diferentes naciones. Y el segundo fue Joctán.</w:t>
-      </w:r>
-    </w:p>
-    <w:p>
-      <w:pPr/>
-      <w:r>
-        <w:rPr>
-          <w:lang w:val="es_ES" w:bidi="es_ES"/>
-        </w:rPr>
-      </w:r>
-      <w:r>
-        <w:rPr>
-          <w:vertAlign w:val="superscript"/>
-          <w:lang w:val="es_ES" w:bidi="es_ES"/>
-        </w:rPr>
-        <w:t>23</w:t>
+        <w:t xml:space="preserve"> Éber tuvo 2 hijos. Al primero lo llamó Péleg, porque durante su vida la gente de la tierra se dividió en diferentes naciones. Y el segundo fue Joctán.</w:t>
+      </w:r>
+    </w:p>
+    <w:p>
+      <w:pPr/>
+      <w:r>
+        <w:rPr>
+          <w:lang w:val="es_ES" w:bidi="es_ES"/>
+        </w:rPr>
+      </w:r>
+      <w:r>
+        <w:rPr>
+          <w:vertAlign w:val="superscript"/>
+          <w:lang w:val="es_ES" w:bidi="es_ES"/>
+        </w:rPr>
+        <w:t>20-23</w:t>
       </w:r>
       <w:r>
         <w:rPr>
@@ -418,7 +418,7 @@
           <w:vertAlign w:val="superscript"/>
           <w:lang w:val="es_ES" w:bidi="es_ES"/>
         </w:rPr>
-        <w:t>27</w:t>
+        <w:t>24-27</w:t>
       </w:r>
       <w:r>
         <w:rPr>
@@ -439,7 +439,7 @@
           <w:vertAlign w:val="superscript"/>
           <w:lang w:val="es_ES" w:bidi="es_ES"/>
         </w:rPr>
-        <w:t>31</w:t>
+        <w:t>28-31</w:t>
       </w:r>
       <w:r>
         <w:rPr>
@@ -586,7 +586,7 @@
           <w:vertAlign w:val="superscript"/>
           <w:lang w:val="es_ES" w:bidi="es_ES"/>
         </w:rPr>
-        <w:t>39</w:t>
+        <w:t>38-39</w:t>
       </w:r>
       <w:r>
         <w:rPr>
@@ -838,7 +838,7 @@
           <w:vertAlign w:val="superscript"/>
           <w:lang w:val="es_ES" w:bidi="es_ES"/>
         </w:rPr>
-        <w:t>54</w:t>
+        <w:t>51-54</w:t>
       </w:r>
       <w:r>
         <w:rPr>
@@ -1196,7 +1196,7 @@
         <w:rPr>
           <w:lang w:val="es_ES" w:bidi="es_ES"/>
         </w:rPr>
-        <w:t xml:space="preserve"> También tuvo dos hijas: Sarvia y Abigaíl. Los hijos de Sarvia fueron Abisay, Joab y Asael.</w:t>
+        <w:t xml:space="preserve"> También tuvo 2 hijas: Sarvia y Abigaíl. Los hijos de Sarvia fueron Abisay, Joab y Asael.</w:t>
       </w:r>
     </w:p>
     <w:p>
@@ -1511,7 +1511,7 @@
         <w:rPr>
           <w:lang w:val="es_ES" w:bidi="es_ES"/>
         </w:rPr>
-        <w:t xml:space="preserve"> Apayin tuvo un hijo llamado Isi. Isi fue el padre de Sesán, y Sesán fue el padre de Ajlay.</w:t>
+        <w:t xml:space="preserve"> Apayin tuvo un hijo llamado Isí. Isí fue el padre de Sesán, y Sesán fue el padre de Ajlay.</w:t>
       </w:r>
     </w:p>
     <w:p>
@@ -1553,22 +1553,22 @@
         <w:rPr>
           <w:lang w:val="es_ES" w:bidi="es_ES"/>
         </w:rPr>
-        <w:t xml:space="preserve"> Jonatán tuvo dos hijos: Pélet y Zaza. Estos fueron los descendientes de Jeramel.</w:t>
-      </w:r>
-    </w:p>
-    <w:p>
-      <w:pPr/>
-      <w:r>
-        <w:rPr>
-          <w:lang w:val="es_ES" w:bidi="es_ES"/>
-        </w:rPr>
-      </w:r>
-      <w:r>
-        <w:rPr>
-          <w:vertAlign w:val="superscript"/>
-          <w:lang w:val="es_ES" w:bidi="es_ES"/>
-        </w:rPr>
-        <w:t>35</w:t>
+        <w:t xml:space="preserve"> Jonatán tuvo 2 hijos: Pélet y Zaza. Estos fueron los descendientes de Jeramel.</w:t>
+      </w:r>
+    </w:p>
+    <w:p>
+      <w:pPr/>
+      <w:r>
+        <w:rPr>
+          <w:lang w:val="es_ES" w:bidi="es_ES"/>
+        </w:rPr>
+      </w:r>
+      <w:r>
+        <w:rPr>
+          <w:vertAlign w:val="superscript"/>
+          <w:lang w:val="es_ES" w:bidi="es_ES"/>
+        </w:rPr>
+        <w:t>34-35</w:t>
       </w:r>
       <w:r>
         <w:rPr>
@@ -1841,7 +1841,7 @@
           <w:vertAlign w:val="superscript"/>
           <w:lang w:val="es_ES" w:bidi="es_ES"/>
         </w:rPr>
-        <w:t>49</w:t>
+        <w:t>48-49</w:t>
       </w:r>
       <w:r>
         <w:rPr>
@@ -2031,7 +2031,7 @@
         <w:rPr>
           <w:lang w:val="es_ES" w:bidi="es_ES"/>
         </w:rPr>
-        <w:t xml:space="preserve"> El tercero fue Absalón, hijo de Macá, hija de Talmay, rey de Gesur. El cuarto fue Adonías, hijo de Jaguit.</w:t>
+        <w:t xml:space="preserve"> El tercero fue Absalón, hijo de Macá, hija de Talmay, rey de Guesur. El cuarto fue Adonías, hijo de Jaguit.</w:t>
       </w:r>
     </w:p>
     <w:p>
@@ -2073,7 +2073,7 @@
         <w:rPr>
           <w:lang w:val="es_ES" w:bidi="es_ES"/>
         </w:rPr>
-        <w:t xml:space="preserve"> Estos 6 hijos le nacieron en Hebrón, donde reinó durante 7 años y medio. Después trasladó la capital a Jerusalén, donde reinó 33 años más.</w:t>
+        <w:t xml:space="preserve"> Estos 6 hijos le nacieron en Hebrón, donde reinó durante 7,5 años. Después trasladó la capital a Jerusalén, donde reinó 33 años más.</w:t>
       </w:r>
     </w:p>
     <w:p>
@@ -2109,7 +2109,7 @@
           <w:vertAlign w:val="superscript"/>
           <w:lang w:val="es_ES" w:bidi="es_ES"/>
         </w:rPr>
-        <w:t>8</w:t>
+        <w:t>6-8</w:t>
       </w:r>
       <w:r>
         <w:rPr>
@@ -2151,7 +2151,7 @@
           <w:vertAlign w:val="superscript"/>
           <w:lang w:val="es_ES" w:bidi="es_ES"/>
         </w:rPr>
-        <w:t>14</w:t>
+        <w:t>10-14</w:t>
       </w:r>
       <w:r>
         <w:rPr>
@@ -2214,7 +2214,7 @@
           <w:vertAlign w:val="superscript"/>
           <w:lang w:val="es_ES" w:bidi="es_ES"/>
         </w:rPr>
-        <w:t>18</w:t>
+        <w:t>17-18</w:t>
       </w:r>
       <w:r>
         <w:rPr>
@@ -2235,7 +2235,7 @@
           <w:vertAlign w:val="superscript"/>
           <w:lang w:val="es_ES" w:bidi="es_ES"/>
         </w:rPr>
-        <w:t>20</w:t>
+        <w:t>19-20</w:t>
       </w:r>
       <w:r>
         <w:rPr>
@@ -2256,7 +2256,7 @@
           <w:vertAlign w:val="superscript"/>
           <w:lang w:val="es_ES" w:bidi="es_ES"/>
         </w:rPr>
-        <w:t>22</w:t>
+        <w:t>21-22</w:t>
       </w:r>
       <w:r>
         <w:rPr>
@@ -2377,7 +2377,7 @@
           <w:vertAlign w:val="superscript"/>
           <w:lang w:val="es_ES" w:bidi="es_ES"/>
         </w:rPr>
-        <w:t>4</w:t>
+        <w:t>3-4</w:t>
       </w:r>
       <w:r>
         <w:rPr>
@@ -2404,7 +2404,7 @@
         <w:rPr>
           <w:lang w:val="es_ES" w:bidi="es_ES"/>
         </w:rPr>
-        <w:t xml:space="preserve"> Asur, padre de Tecoa, tuvo dos esposas: Helá y Nara.</w:t>
+        <w:t xml:space="preserve"> Asur, padre de Tecoa, tuvo 2 esposas: Helá y Nara.</w:t>
       </w:r>
     </w:p>
     <w:p>
@@ -2488,7 +2488,7 @@
         <w:rPr>
           <w:lang w:val="es_ES" w:bidi="es_ES"/>
         </w:rPr>
-        <w:t xml:space="preserve"> Jabés1 destacó en prestigio entre sus hermanos. Su madre le puso ese nombre porque dijo: «Lo di a luz con dolor».</w:t>
+        <w:t xml:space="preserve"> Jabés destacó en prestigio entre sus hermanos. Su madre le puso ese nombre porque dijo: “Lo di a luz con dolor”.</w:t>
       </w:r>
     </w:p>
     <w:p>
@@ -2509,22 +2509,22 @@
         <w:rPr>
           <w:lang w:val="es_ES" w:bidi="es_ES"/>
         </w:rPr>
-        <w:t xml:space="preserve"> Jabés oró al Dios de Israel y le dijo:—Te ruego que me bendigas y ensanches mi territorio. Que tu mano esté conmigo. Que me libres del mal y que nadie me dañe.Y Dios le concedió lo que pidió.</w:t>
-      </w:r>
-    </w:p>
-    <w:p>
-      <w:pPr/>
-      <w:r>
-        <w:rPr>
-          <w:lang w:val="es_ES" w:bidi="es_ES"/>
-        </w:rPr>
-      </w:r>
-      <w:r>
-        <w:rPr>
-          <w:vertAlign w:val="superscript"/>
-          <w:lang w:val="es_ES" w:bidi="es_ES"/>
-        </w:rPr>
-        <w:t>12</w:t>
+        <w:t xml:space="preserve"> Jabés oró al Dios de Israel y le dijo: —Te ruego que me bendigas y ensanches mi territorio. Que tu mano esté conmigo. Que me libres del mal y que nadie me dañe. Y Dios le concedió lo que pidió.</w:t>
+      </w:r>
+    </w:p>
+    <w:p>
+      <w:pPr/>
+      <w:r>
+        <w:rPr>
+          <w:lang w:val="es_ES" w:bidi="es_ES"/>
+        </w:rPr>
+      </w:r>
+      <w:r>
+        <w:rPr>
+          <w:vertAlign w:val="superscript"/>
+          <w:lang w:val="es_ES" w:bidi="es_ES"/>
+        </w:rPr>
+        <w:t>11-12</w:t>
       </w:r>
       <w:r>
         <w:rPr>
@@ -2551,7 +2551,7 @@
         <w:rPr>
           <w:lang w:val="es_ES" w:bidi="es_ES"/>
         </w:rPr>
-        <w:t xml:space="preserve"> Los hijos de Quenaz fueron Otoniel y Seraías. Otoniel tuvo dos hijos: Jatat y Meonotay.</w:t>
+        <w:t xml:space="preserve"> Los hijos de Quenaz fueron Otoniel y Seraías. Otoniel tuvo 2 hijos: Jatat y Meonotay.</w:t>
       </w:r>
     </w:p>
     <w:p>
@@ -2572,7 +2572,7 @@
         <w:rPr>
           <w:lang w:val="es_ES" w:bidi="es_ES"/>
         </w:rPr>
-        <w:t xml:space="preserve"> Meonotay fue padre de Ofra. Seraías fue padre de Joab, fundador del valle de Carisín,2 que se llamaba así porque sus habitantes eran artesanos.</w:t>
+        <w:t xml:space="preserve"> Meonotay fue padre de Ofra. Seraías fue padre de Joab, fundador del valle de Carisín, que se llamaba así porque sus habitantes eran artesanos.</w:t>
       </w:r>
     </w:p>
     <w:p>
@@ -2698,7 +2698,7 @@
         <w:rPr>
           <w:lang w:val="es_ES" w:bidi="es_ES"/>
         </w:rPr>
-        <w:t xml:space="preserve"> Los hijos de Simón fueron Amnón, Riná, Ben Janán y Tilón. Los hijos de Isi fueron Zojet y Ben Zojet.</w:t>
+        <w:t xml:space="preserve"> Los hijos de Simón fueron Amnón, Riná, Ben Janán y Tilón. Los hijos de Isí fueron Zojet y Ben Zojet.</w:t>
       </w:r>
     </w:p>
     <w:p>
@@ -2944,7 +2944,7 @@
           <w:vertAlign w:val="superscript"/>
           <w:lang w:val="es_ES" w:bidi="es_ES"/>
         </w:rPr>
-        <w:t>33</w:t>
+        <w:t>32-33</w:t>
       </w:r>
       <w:r>
         <w:rPr>
@@ -2965,28 +2965,28 @@
           <w:vertAlign w:val="superscript"/>
           <w:lang w:val="es_ES" w:bidi="es_ES"/>
         </w:rPr>
-        <w:t>39</w:t>
-      </w:r>
-      <w:r>
-        <w:rPr>
-          <w:lang w:val="es_ES" w:bidi="es_ES"/>
-        </w:rPr>
-        <w:t xml:space="preserve"> Mesobab, Jamlec, Josías, hijo de Amasías, Joel, Jehú, hijo de Josibías, hijo de Seraías, hijo de Asiel, Elihoenay, Jacoba, Yesojaías, Asaías, Adiel, Jesimiel, Benaías, y Ziza, hijo de Sifi, hijo de Alón, hijo de Jedaías, hijo de Simri, hijo de Semaías. Todos estos eran jefes de sus clanes, y sus familias crecieron enormemente. Se trasladaron hacia Guedor, hasta la parte oriental del valle, en busca de pastos para sus ganados.</w:t>
-      </w:r>
-    </w:p>
-    <w:p>
-      <w:pPr/>
-      <w:r>
-        <w:rPr>
-          <w:lang w:val="es_ES" w:bidi="es_ES"/>
-        </w:rPr>
-      </w:r>
-      <w:r>
-        <w:rPr>
-          <w:vertAlign w:val="superscript"/>
-          <w:lang w:val="es_ES" w:bidi="es_ES"/>
-        </w:rPr>
-        <w:t>41</w:t>
+        <w:t>34-39</w:t>
+      </w:r>
+      <w:r>
+        <w:rPr>
+          <w:lang w:val="es_ES" w:bidi="es_ES"/>
+        </w:rPr>
+        <w:t xml:space="preserve"> Estaban Mesobab; Jamlec; Josías, hijo de Amasías; Joel; Jehú, hijo de Josibías, hijo de Seraías, hijo de Asiel; Elihoenay; Jacoba; Yesojaías; Asaías; Adiel; Jesimiel; Benaías; y Ziza, hijo de Sifi, hijo de Alón, hijo de Jedaías, hijo de Simri, hijo de Semaías. Todos estos eran jefes de sus clanes, y sus familias crecieron enormemente. Se trasladaron hacia Guedor, hasta la parte oriental del valle, en busca de pastos para sus ganados.</w:t>
+      </w:r>
+    </w:p>
+    <w:p>
+      <w:pPr/>
+      <w:r>
+        <w:rPr>
+          <w:lang w:val="es_ES" w:bidi="es_ES"/>
+        </w:rPr>
+      </w:r>
+      <w:r>
+        <w:rPr>
+          <w:vertAlign w:val="superscript"/>
+          <w:lang w:val="es_ES" w:bidi="es_ES"/>
+        </w:rPr>
+        <w:t>40-41</w:t>
       </w:r>
       <w:r>
         <w:rPr>
@@ -3191,7 +3191,7 @@
           <w:vertAlign w:val="superscript"/>
           <w:lang w:val="es_ES" w:bidi="es_ES"/>
         </w:rPr>
-        <w:t>8</w:t>
+        <w:t>7-8</w:t>
       </w:r>
       <w:r>
         <w:rPr>
@@ -3984,7 +3984,7 @@
           <w:vertAlign w:val="superscript"/>
           <w:lang w:val="es_ES" w:bidi="es_ES"/>
         </w:rPr>
-        <w:t>21</w:t>
+        <w:t>19-21</w:t>
       </w:r>
       <w:r>
         <w:rPr>
@@ -4005,7 +4005,7 @@
           <w:vertAlign w:val="superscript"/>
           <w:lang w:val="es_ES" w:bidi="es_ES"/>
         </w:rPr>
-        <w:t>24</w:t>
+        <w:t>22-24</w:t>
       </w:r>
       <w:r>
         <w:rPr>
@@ -4026,7 +4026,7 @@
           <w:vertAlign w:val="superscript"/>
           <w:lang w:val="es_ES" w:bidi="es_ES"/>
         </w:rPr>
-        <w:t>27</w:t>
+        <w:t>25-27</w:t>
       </w:r>
       <w:r>
         <w:rPr>
@@ -4068,7 +4068,7 @@
           <w:vertAlign w:val="superscript"/>
           <w:lang w:val="es_ES" w:bidi="es_ES"/>
         </w:rPr>
-        <w:t>30</w:t>
+        <w:t>29-30</w:t>
       </w:r>
       <w:r>
         <w:rPr>
@@ -4131,7 +4131,7 @@
           <w:vertAlign w:val="superscript"/>
           <w:lang w:val="es_ES" w:bidi="es_ES"/>
         </w:rPr>
-        <w:t>38</w:t>
+        <w:t>33-38</w:t>
       </w:r>
       <w:r>
         <w:rPr>
@@ -4152,7 +4152,7 @@
           <w:vertAlign w:val="superscript"/>
           <w:lang w:val="es_ES" w:bidi="es_ES"/>
         </w:rPr>
-        <w:t>43</w:t>
+        <w:t>39-43</w:t>
       </w:r>
       <w:r>
         <w:rPr>
@@ -4173,7 +4173,7 @@
           <w:vertAlign w:val="superscript"/>
           <w:lang w:val="es_ES" w:bidi="es_ES"/>
         </w:rPr>
-        <w:t>47</w:t>
+        <w:t>44-47</w:t>
       </w:r>
       <w:r>
         <w:rPr>
@@ -4221,22 +4221,22 @@
         <w:rPr>
           <w:lang w:val="es_ES" w:bidi="es_ES"/>
         </w:rPr>
-        <w:t xml:space="preserve"> Pero solo Aarón y sus descendientes debían presentar las ofrendas quemadas y quemar las ofrendas e incienso. Solo ellos debían realizar todas las tareas relacionadas con el Lugar Santísimo y el día anual de expiación para Israel. Se aseguraban de que se cumpliera al pie de la letra todo lo que ordenaba la ley de Moisés, siervo de Dios.</w:t>
-      </w:r>
-    </w:p>
-    <w:p>
-      <w:pPr/>
-      <w:r>
-        <w:rPr>
-          <w:lang w:val="es_ES" w:bidi="es_ES"/>
-        </w:rPr>
-      </w:r>
-      <w:r>
-        <w:rPr>
-          <w:vertAlign w:val="superscript"/>
-          <w:lang w:val="es_ES" w:bidi="es_ES"/>
-        </w:rPr>
-        <w:t>53</w:t>
+        <w:t xml:space="preserve"> Pero solo Aarón y sus descendientes debían presentar las ofrendas quemadas y quemar las ofrendas e incienso. Solo ellos debían realizar todas las tareas relacionadas con el Lugar Santísimo y el día anual de perdón para Israel. Se aseguraban de que se cumpliera al pie de la letra todo lo que ordenaba la ley de Moisés, siervo de Dios.</w:t>
+      </w:r>
+    </w:p>
+    <w:p>
+      <w:pPr/>
+      <w:r>
+        <w:rPr>
+          <w:lang w:val="es_ES" w:bidi="es_ES"/>
+        </w:rPr>
+      </w:r>
+      <w:r>
+        <w:rPr>
+          <w:vertAlign w:val="superscript"/>
+          <w:lang w:val="es_ES" w:bidi="es_ES"/>
+        </w:rPr>
+        <w:t>50-53</w:t>
       </w:r>
       <w:r>
         <w:rPr>
@@ -4278,7 +4278,7 @@
           <w:vertAlign w:val="superscript"/>
           <w:lang w:val="es_ES" w:bidi="es_ES"/>
         </w:rPr>
-        <w:t>59</w:t>
+        <w:t>55-59</w:t>
       </w:r>
       <w:r>
         <w:rPr>
@@ -4383,7 +4383,7 @@
           <w:vertAlign w:val="superscript"/>
           <w:lang w:val="es_ES" w:bidi="es_ES"/>
         </w:rPr>
-        <w:t>65</w:t>
+        <w:t>64-65</w:t>
       </w:r>
       <w:r>
         <w:rPr>
@@ -4404,7 +4404,7 @@
           <w:vertAlign w:val="superscript"/>
           <w:lang w:val="es_ES" w:bidi="es_ES"/>
         </w:rPr>
-        <w:t>69</w:t>
+        <w:t>66-69</w:t>
       </w:r>
       <w:r>
         <w:rPr>
@@ -4593,7 +4593,7 @@
           <w:vertAlign w:val="superscript"/>
           <w:lang w:val="es_ES" w:bidi="es_ES"/>
         </w:rPr>
-        <w:t>79</w:t>
+        <w:t>78-79</w:t>
       </w:r>
       <w:r>
         <w:rPr>
@@ -5071,7 +5071,7 @@
           <w:vertAlign w:val="superscript"/>
           <w:lang w:val="es_ES" w:bidi="es_ES"/>
         </w:rPr>
-        <w:t>21</w:t>
+        <w:t>20-21</w:t>
       </w:r>
       <w:r>
         <w:rPr>
@@ -5155,7 +5155,7 @@
           <w:vertAlign w:val="superscript"/>
           <w:lang w:val="es_ES" w:bidi="es_ES"/>
         </w:rPr>
-        <w:t>27</w:t>
+        <w:t>25-27</w:t>
       </w:r>
       <w:r>
         <w:rPr>
@@ -5344,7 +5344,7 @@
           <w:vertAlign w:val="superscript"/>
           <w:lang w:val="es_ES" w:bidi="es_ES"/>
         </w:rPr>
-        <w:t>37</w:t>
+        <w:t>36-37</w:t>
       </w:r>
       <w:r>
         <w:rPr>
@@ -5465,7 +5465,7 @@
           <w:vertAlign w:val="superscript"/>
           <w:lang w:val="es_ES" w:bidi="es_ES"/>
         </w:rPr>
-        <w:t>5</w:t>
+        <w:t>2-5</w:t>
       </w:r>
       <w:r>
         <w:rPr>
@@ -5486,7 +5486,7 @@
           <w:vertAlign w:val="superscript"/>
           <w:lang w:val="es_ES" w:bidi="es_ES"/>
         </w:rPr>
-        <w:t>7</w:t>
+        <w:t>6-7</w:t>
       </w:r>
       <w:r>
         <w:rPr>
@@ -5507,7 +5507,7 @@
           <w:vertAlign w:val="superscript"/>
           <w:lang w:val="es_ES" w:bidi="es_ES"/>
         </w:rPr>
-        <w:t>10</w:t>
+        <w:t>8-10</w:t>
       </w:r>
       <w:r>
         <w:rPr>
@@ -5534,7 +5534,7 @@
         <w:rPr>
           <w:lang w:val="es_ES" w:bidi="es_ES"/>
         </w:rPr>
-        <w:t xml:space="preserve"> Con su primera esposa, Husim, tuvo dos hijos: Abitob y Elpal.</w:t>
+        <w:t xml:space="preserve"> Con su primera esposa, Husim, tuvo 2 hijos: Abitob y Elpal.</w:t>
       </w:r>
     </w:p>
     <w:p>
@@ -5612,7 +5612,7 @@
           <w:vertAlign w:val="superscript"/>
           <w:lang w:val="es_ES" w:bidi="es_ES"/>
         </w:rPr>
-        <w:t>16</w:t>
+        <w:t>15-16</w:t>
       </w:r>
       <w:r>
         <w:rPr>
@@ -5633,7 +5633,7 @@
           <w:vertAlign w:val="superscript"/>
           <w:lang w:val="es_ES" w:bidi="es_ES"/>
         </w:rPr>
-        <w:t>18</w:t>
+        <w:t>17-18</w:t>
       </w:r>
       <w:r>
         <w:rPr>
@@ -5654,7 +5654,7 @@
           <w:vertAlign w:val="superscript"/>
           <w:lang w:val="es_ES" w:bidi="es_ES"/>
         </w:rPr>
-        <w:t>21</w:t>
+        <w:t>19-21</w:t>
       </w:r>
       <w:r>
         <w:rPr>
@@ -5675,7 +5675,7 @@
           <w:vertAlign w:val="superscript"/>
           <w:lang w:val="es_ES" w:bidi="es_ES"/>
         </w:rPr>
-        <w:t>25</w:t>
+        <w:t>22-25</w:t>
       </w:r>
       <w:r>
         <w:rPr>
@@ -5696,7 +5696,7 @@
           <w:vertAlign w:val="superscript"/>
           <w:lang w:val="es_ES" w:bidi="es_ES"/>
         </w:rPr>
-        <w:t>27</w:t>
+        <w:t>26-27</w:t>
       </w:r>
       <w:r>
         <w:rPr>
@@ -5759,7 +5759,7 @@
           <w:vertAlign w:val="superscript"/>
           <w:lang w:val="es_ES" w:bidi="es_ES"/>
         </w:rPr>
-        <w:t>32</w:t>
+        <w:t>30-32</w:t>
       </w:r>
       <w:r>
         <w:rPr>
@@ -6090,7 +6090,7 @@
           <w:vertAlign w:val="superscript"/>
           <w:lang w:val="es_ES" w:bidi="es_ES"/>
         </w:rPr>
-        <w:t>8</w:t>
+        <w:t>7-8</w:t>
       </w:r>
       <w:r>
         <w:rPr>
@@ -6132,7 +6132,7 @@
           <w:vertAlign w:val="superscript"/>
           <w:lang w:val="es_ES" w:bidi="es_ES"/>
         </w:rPr>
-        <w:t>11</w:t>
+        <w:t>10-11</w:t>
       </w:r>
       <w:r>
         <w:rPr>
@@ -6180,22 +6180,22 @@
         <w:rPr>
           <w:lang w:val="es_ES" w:bidi="es_ES"/>
         </w:rPr>
-        <w:t xml:space="preserve"> y sus parientes. En total regresaron 1760 personas muy eficaces en las tareas del templo.</w:t>
-      </w:r>
-    </w:p>
-    <w:p>
-      <w:pPr/>
-      <w:r>
-        <w:rPr>
-          <w:lang w:val="es_ES" w:bidi="es_ES"/>
-        </w:rPr>
-      </w:r>
-      <w:r>
-        <w:rPr>
-          <w:vertAlign w:val="superscript"/>
-          <w:lang w:val="es_ES" w:bidi="es_ES"/>
-        </w:rPr>
-        <w:t>16</w:t>
+        <w:t xml:space="preserve"> y sus parientes. En total regresaron 1.760 personas muy eficaces en las tareas del templo.</w:t>
+      </w:r>
+    </w:p>
+    <w:p>
+      <w:pPr/>
+      <w:r>
+        <w:rPr>
+          <w:lang w:val="es_ES" w:bidi="es_ES"/>
+        </w:rPr>
+      </w:r>
+      <w:r>
+        <w:rPr>
+          <w:vertAlign w:val="superscript"/>
+          <w:lang w:val="es_ES" w:bidi="es_ES"/>
+        </w:rPr>
+        <w:t>14-16</w:t>
       </w:r>
       <w:r>
         <w:rPr>
@@ -6216,7 +6216,7 @@
           <w:vertAlign w:val="superscript"/>
           <w:lang w:val="es_ES" w:bidi="es_ES"/>
         </w:rPr>
-        <w:t>18</w:t>
+        <w:t>17-18</w:t>
       </w:r>
       <w:r>
         <w:rPr>
@@ -6516,22 +6516,22 @@
         <w:rPr>
           <w:lang w:val="es_ES" w:bidi="es_ES"/>
         </w:rPr>
-        <w:t xml:space="preserve"> Algunos miembros del clan de Coat estaban a cargo de preparar el pan consagrado para cada sábado.</w:t>
-      </w:r>
-    </w:p>
-    <w:p>
-      <w:pPr/>
-      <w:r>
-        <w:rPr>
-          <w:lang w:val="es_ES" w:bidi="es_ES"/>
-        </w:rPr>
-      </w:r>
-      <w:r>
-        <w:rPr>
-          <w:vertAlign w:val="superscript"/>
-          <w:lang w:val="es_ES" w:bidi="es_ES"/>
-        </w:rPr>
-        <w:t>34</w:t>
+        <w:t xml:space="preserve"> Algunos miembros del clan de Coat estaban a cargo de preparar el pan consagrado para cada día de reposo.</w:t>
+      </w:r>
+    </w:p>
+    <w:p>
+      <w:pPr/>
+      <w:r>
+        <w:rPr>
+          <w:lang w:val="es_ES" w:bidi="es_ES"/>
+        </w:rPr>
+      </w:r>
+      <w:r>
+        <w:rPr>
+          <w:vertAlign w:val="superscript"/>
+          <w:lang w:val="es_ES" w:bidi="es_ES"/>
+        </w:rPr>
+        <w:t>33-34</w:t>
       </w:r>
       <w:r>
         <w:rPr>
@@ -6552,7 +6552,7 @@
           <w:vertAlign w:val="superscript"/>
           <w:lang w:val="es_ES" w:bidi="es_ES"/>
         </w:rPr>
-        <w:t>37</w:t>
+        <w:t>35-37</w:t>
       </w:r>
       <w:r>
         <w:rPr>
@@ -6742,7 +6742,7 @@
         <w:rPr>
           <w:lang w:val="es_ES" w:bidi="es_ES"/>
         </w:rPr>
-        <w:t xml:space="preserve"> Los filisteos atacaron a Israel y lo derrotaron. Los israelitas huyeron, y muchos cayeron muertos en el monte Guilboa.</w:t>
+        <w:t xml:space="preserve"> Los filisteos atacaron Israel y lo derrotaron. Los israelitas huyeron, y muchos cayeron muertos en el monte Guilboa.</w:t>
       </w:r>
     </w:p>
     <w:p>
@@ -6805,7 +6805,7 @@
         <w:rPr>
           <w:lang w:val="es_ES" w:bidi="es_ES"/>
         </w:rPr>
-        <w:t xml:space="preserve"> Entonces Saúl le dijo a su escudero:—Saca tu espada y mátame, no sea que estos incircuncisos vengan y me torturen.Pero su escudero no quiso hacerlo porque tenía mucho miedo. Entonces Saúl tomó su propia espada y se dejó caer sobre ella.</w:t>
+        <w:t xml:space="preserve"> Entonces Saúl le dijo a su escudero: —Saca tu espada y mátame, no sea que estos incircuncisos vengan y me torturen. Pero su escudero no quiso hacerlo porque tenía mucho miedo. Entonces Saúl tomó su propia espada y se dejó caer sobre ella.</w:t>
       </w:r>
     </w:p>
     <w:p>
@@ -7052,7 +7052,7 @@
         <w:rPr>
           <w:lang w:val="es_ES" w:bidi="es_ES"/>
         </w:rPr>
-        <w:t xml:space="preserve"> Entonces los israelitas fueron a Hebrón a hablar con David. Le dijeron:—Nosotros somos de tu propia sangre.</w:t>
+        <w:t xml:space="preserve"> Entonces los israelitas fueron a Hebrón a hablar con David. Le dijeron: —Nosotros somos de tu propia sangre.</w:t>
       </w:r>
     </w:p>
     <w:p>
@@ -7073,7 +7073,7 @@
         <w:rPr>
           <w:lang w:val="es_ES" w:bidi="es_ES"/>
         </w:rPr>
-        <w:t xml:space="preserve"> Cuando Saúl era rey, tú eras quien dirigía a Israel en la batalla. El Señor tu Dios te dijo: "Tú serás el pastor de mi pueblo Israel y serás su líder".</w:t>
+        <w:t xml:space="preserve"> Cuando Saúl era rey, tú eras quien dirigía a Israel en la batalla. El Señor tu Dios te dijo: “Tú serás el pastor de mi pueblo Israel y serás su líder”.</w:t>
       </w:r>
     </w:p>
     <w:p>
@@ -7157,7 +7157,7 @@
         <w:rPr>
           <w:lang w:val="es_ES" w:bidi="es_ES"/>
         </w:rPr>
-        <w:t xml:space="preserve"> David había dicho:—El primero que mate a un jebuseo será el comandante del ejército.Joab, hijo de Sarvia, fue el primero en atacar, así que se convirtió en comandante.</w:t>
+        <w:t xml:space="preserve"> David había dicho: —El primero que mate a un jebuseo será el comandante del ejército. Joab, hijo de Sarvia, fue el primero en atacar, así que se convirtió en comandante.</w:t>
       </w:r>
     </w:p>
     <w:p>
@@ -7403,13 +7403,13 @@
           <w:vertAlign w:val="superscript"/>
           <w:lang w:val="es_ES" w:bidi="es_ES"/>
         </w:rPr>
-        <w:t>19</w:t>
-      </w:r>
-      <w:r>
-        <w:rPr>
-          <w:lang w:val="es_ES" w:bidi="es_ES"/>
-        </w:rPr>
-        <w:t xml:space="preserve"> estos 3 valientes atravesaron el campamento filisteo. Sacaron agua del pozo de Belén y se la llevaron a David. Pero David se negó a beberla. En cambio, la derramó como ofrenda al Señor.—¡Que Dios me libre de beber esto! —exclamó—. ¿Cómo podría beber algo que es como la sangre de estos hombres que arriesgaron su vida para traérmela?Estas proezas realizaron los 3 valientes.</w:t>
+        <w:t>18-19</w:t>
+      </w:r>
+      <w:r>
+        <w:rPr>
+          <w:lang w:val="es_ES" w:bidi="es_ES"/>
+        </w:rPr>
+        <w:t xml:space="preserve"> estos 3 valientes atravesaron el campamento filisteo. Sacaron agua del pozo de Belén y se la llevaron a David. Pero David se negó a beberla. En cambio, la derramó como ofrenda al Señor. —¡Que Dios me libre de beber esto! —exclamó—. ¿Cómo podría beber algo que es como la sangre de estos hombres que arriesgaron su vida para traérmela? Estas proezas realizaron los 3 valientes.</w:t>
       </w:r>
     </w:p>
     <w:p>
@@ -7508,7 +7508,7 @@
           <w:vertAlign w:val="superscript"/>
           <w:lang w:val="es_ES" w:bidi="es_ES"/>
         </w:rPr>
-        <w:t>25</w:t>
+        <w:t>24-25</w:t>
       </w:r>
       <w:r>
         <w:rPr>
@@ -7529,7 +7529,7 @@
           <w:vertAlign w:val="superscript"/>
           <w:lang w:val="es_ES" w:bidi="es_ES"/>
         </w:rPr>
-        <w:t>47</w:t>
+        <w:t>26-47</w:t>
       </w:r>
       <w:r>
         <w:rPr>
@@ -7608,7 +7608,7 @@
           <w:vertAlign w:val="superscript"/>
           <w:lang w:val="es_ES" w:bidi="es_ES"/>
         </w:rPr>
-        <w:t>7</w:t>
+        <w:t>3-7</w:t>
       </w:r>
       <w:r>
         <w:rPr>
@@ -7629,7 +7629,7 @@
           <w:vertAlign w:val="superscript"/>
           <w:lang w:val="es_ES" w:bidi="es_ES"/>
         </w:rPr>
-        <w:t>14</w:t>
+        <w:t>8-14</w:t>
       </w:r>
       <w:r>
         <w:rPr>
@@ -7650,7 +7650,7 @@
           <w:vertAlign w:val="superscript"/>
           <w:lang w:val="es_ES" w:bidi="es_ES"/>
         </w:rPr>
-        <w:t>16</w:t>
+        <w:t>15-16</w:t>
       </w:r>
       <w:r>
         <w:rPr>
@@ -7677,7 +7677,7 @@
         <w:rPr>
           <w:lang w:val="es_ES" w:bidi="es_ES"/>
         </w:rPr>
-        <w:t xml:space="preserve"> David salió a recibirlos y les dijo:—Si vienen en son de paz para ayudarme, mi corazón se unirá al de ustedes. Pero si vienen para traicionarme y entregarme a mis enemigos, aunque mis manos no hayan hecho nada malo, que el Dios de nuestros antepasados lo vea y los juzgue.</w:t>
+        <w:t xml:space="preserve"> David salió a recibirlos y les dijo: —Si vienen en son de paz para ayudarme, mi corazón se unirá al de ustedes. Pero si vienen para traicionarme y entregarme a mis enemigos, aunque mis manos no hayan hecho nada malo, que el Dios de nuestros antepasados lo vea y los juzgue.</w:t>
       </w:r>
     </w:p>
     <w:p>
@@ -7698,22 +7698,22 @@
         <w:rPr>
           <w:lang w:val="es_ES" w:bidi="es_ES"/>
         </w:rPr>
-        <w:t xml:space="preserve"> Entonces el Espíritu vino sobre Amasay, jefe de los 30, y este respondió:—¡Somos tuyos, David! ¡Estamos contigo, hijo de Isaí! ¡Paz, paz, paz, para ti y para los que te ayudan, porque tu Dios está contigo!Entonces David los recibió y los nombró jefes de sus tropas.</w:t>
-      </w:r>
-    </w:p>
-    <w:p>
-      <w:pPr/>
-      <w:r>
-        <w:rPr>
-          <w:lang w:val="es_ES" w:bidi="es_ES"/>
-        </w:rPr>
-      </w:r>
-      <w:r>
-        <w:rPr>
-          <w:vertAlign w:val="superscript"/>
-          <w:lang w:val="es_ES" w:bidi="es_ES"/>
-        </w:rPr>
-        <w:t>22</w:t>
+        <w:t xml:space="preserve"> Entonces el Espíritu vino sobre Amasay, jefe de los 30, y este respondió: —¡Somos tuyos, David! ¡Estamos contigo, hijo de Isaí! ¡Paz, paz, paz, para ti y para los que te ayudan, porque tu Dios está contigo! Entonces David los recibió y los nombró jefes de sus tropas.</w:t>
+      </w:r>
+    </w:p>
+    <w:p>
+      <w:pPr/>
+      <w:r>
+        <w:rPr>
+          <w:lang w:val="es_ES" w:bidi="es_ES"/>
+        </w:rPr>
+      </w:r>
+      <w:r>
+        <w:rPr>
+          <w:vertAlign w:val="superscript"/>
+          <w:lang w:val="es_ES" w:bidi="es_ES"/>
+        </w:rPr>
+        <w:t>19-22</w:t>
       </w:r>
       <w:r>
         <w:rPr>
@@ -7755,13 +7755,13 @@
           <w:vertAlign w:val="superscript"/>
           <w:lang w:val="es_ES" w:bidi="es_ES"/>
         </w:rPr>
-        <w:t>37</w:t>
-      </w:r>
-      <w:r>
-        <w:rPr>
-          <w:lang w:val="es_ES" w:bidi="es_ES"/>
-        </w:rPr>
-        <w:t xml:space="preserve"> De Judá llegaron 6.800 guerreros armados con escudos y lanzas. De Simeón llegaron 7.100 guerreros valientes listos para la batalla. De Leví llegaron 4.600 hombres. De los sacerdotes descendientes de Aarón llegaron 3.700, bajo el liderazgo de Joyadá, y también 22 jefes de familias con Sadoc, un joven guerrero valiente. De Benjamín, la tribu de Saúl, llegaron 3.000 hombres. La mayoría de los benjaminitas todavía permanecían leales a la casa de Saúl. De Efraín llegaron 20.800 guerreros valientes, hombres famosos en sus clanes. De la media tribu de Manasés llegaron 18.000 hombres designados específicamente para hacer rey a David. De Isacar llegaron 200 jefes con todos sus parientes bajo su mando. Eran hombres que entendían los tiempos y sabían lo que Israel debía hacer. De Zabulón llegaron 50.000 guerreros experimentados, preparados para la batalla con todo tipo de armas, completamente leales a David. De Neftalí llegaron 1.000 oficiales junto con 37.000 hombres equipados con escudos y lanzas. De Dan llegaron 28.600 hombres preparados para la batalla. De Aser llegaron 40.000 guerreros experimentados, listos para la batalla. Del otro lado del Jordán, de las tribus de Rubén, Gad y la media tribu de Manasés, llegaron 120.000 hombres equipados con todo tipo de armas.</w:t>
+        <w:t>24-37</w:t>
+      </w:r>
+      <w:r>
+        <w:rPr>
+          <w:lang w:val="es_ES" w:bidi="es_ES"/>
+        </w:rPr>
+        <w:t xml:space="preserve"> De Judá llegaron 6.800 guerreros armados con escudos y lanzas. De Simeón llegaron 7.100 guerreros valientes listos para la batalla. De Leví llegaron 4.600 hombres. De los sacerdotes descendientes de Aarón llegaron 3.700, bajo el liderazgo de Joyadá, y también 22 jefes de familias con Sadoc, un joven guerrero valiente. De Benjamín, la tribu de Saúl, llegaron 3.000 hombres. La mayoría de los benjamitas todavía permanecían leales a la casa de Saúl. De Efraín llegaron 20.800 guerreros valientes, hombres famosos en sus clanes. De la media tribu de Manasés llegaron 18.000 hombres designados específicamente para hacer rey a David. De Isacar llegaron 200 jefes con todos sus parientes bajo su mando. Eran hombres que entendían los tiempos y sabían lo que Israel debía hacer. De Zabulón llegaron 50.000 guerreros experimentados, preparados para la batalla con todo tipo de armas, completamente leales a David. De Neftalí llegaron 1.000 oficiales junto con 37.000 hombres equipados con escudos y lanzas. De Dan llegaron 28.600 hombres preparados para la batalla. De Aser llegaron 40.000 guerreros experimentados, listos para la batalla. Del otro lado del Jordán, de las tribus de Rubén, Gad y la media tribu de Manasés, llegaron 120.000 hombres equipados con todo tipo de armas.</w:t>
       </w:r>
     </w:p>
     <w:p>
@@ -7782,7 +7782,7 @@
         <w:rPr>
           <w:lang w:val="es_ES" w:bidi="es_ES"/>
         </w:rPr>
-        <w:t xml:space="preserve"> Todos estos guerreros, preparados para la batalla, llegaron a Hebrón con el único propósito de hacer rey de Israel a David.Los demás israelitas también proclamaron rey a David unánimemente.</w:t>
+        <w:t xml:space="preserve"> Todos estos guerreros, preparados para la batalla, llegaron a Hebrón con el único propósito de hacer rey de Israel a David. Los demás israelitas también proclamaron rey a David unánimemente.</w:t>
       </w:r>
     </w:p>
     <w:p>
@@ -7882,7 +7882,7 @@
         <w:rPr>
           <w:lang w:val="es_ES" w:bidi="es_ES"/>
         </w:rPr>
-        <w:t xml:space="preserve"> dijo a todo el pueblo de Israel:—Si les parece bien, y si es la voluntad del Señor nuestro Dios, enviemos mensajeros a nuestros hermanos. Se los enviemos a los que se quedaron en sus ciudades, y a los sacerdotes, para invitarlos a venir y unirse a nosotros.</w:t>
+        <w:t xml:space="preserve"> dijo a todo el pueblo de Israel: —Si les parece bien, y si es la voluntad del Señor nuestro Dios, enviemos mensajeros a nuestros hermanos. Se los enviemos a los que se quedaron en sus ciudades, y a los sacerdotes, para invitarlos a venir y unirse a nosotros.</w:t>
       </w:r>
     </w:p>
     <w:p>
@@ -8071,7 +8071,7 @@
         <w:rPr>
           <w:lang w:val="es_ES" w:bidi="es_ES"/>
         </w:rPr>
-        <w:t xml:space="preserve"> David se enojó porque el Señor había descargado su ira contra Uza. Por eso, ese lugar se llama Peres Uza1 hasta el día de hoy.</w:t>
+        <w:t xml:space="preserve"> David se enojó porque el Señor había descargado su ira contra Uza. Por eso, ese lugar se llama Peres Uzahasta el día de hoy.</w:t>
       </w:r>
     </w:p>
     <w:p>
@@ -8092,7 +8092,7 @@
         <w:rPr>
           <w:lang w:val="es_ES" w:bidi="es_ES"/>
         </w:rPr>
-        <w:t xml:space="preserve"> David tuvo miedo de Dios aquel día y dijo:—¿Cómo voy a llevar el arca de Dios a mi ciudad?</w:t>
+        <w:t xml:space="preserve"> David tuvo miedo de Dios aquel día y dijo: —¿Cómo voy a llevar el arca de Dios a mi ciudad?</w:t>
       </w:r>
     </w:p>
     <w:p>
@@ -8228,7 +8228,7 @@
           <w:vertAlign w:val="superscript"/>
           <w:lang w:val="es_ES" w:bidi="es_ES"/>
         </w:rPr>
-        <w:t>7</w:t>
+        <w:t>4-7</w:t>
       </w:r>
       <w:r>
         <w:rPr>
@@ -8297,7 +8297,7 @@
         <w:rPr>
           <w:lang w:val="es_ES" w:bidi="es_ES"/>
         </w:rPr>
-        <w:t xml:space="preserve"> Entonces David consultó a Dios:—¿Debo ir a atacar a los filisteos? ¿Me los entregarás?El Señor le respondió:—Sí, ve. Yo te los entregaré.</w:t>
+        <w:t xml:space="preserve"> Entonces David consultó a Dios: —¿Debo ir a atacar a los filisteos? ¿Me los entregarás? El Señor le respondió: —Sí, ve. Yo te los entregaré.</w:t>
       </w:r>
     </w:p>
     <w:p>
@@ -8318,7 +8318,7 @@
         <w:rPr>
           <w:lang w:val="es_ES" w:bidi="es_ES"/>
         </w:rPr>
-        <w:t xml:space="preserve"> David atacó a los filisteos en Baal Perasín y los derrotó allí. Entonces dijo: —Dios ha derrotado a mis enemigos por medio de mí, como una corriente de agua que arrasa con todo. Por eso aquel lugar se llama Baal Perasín.1</w:t>
+        <w:t xml:space="preserve"> David atacó a los filisteos en Baal Perasín y los derrotó allí. Entonces dijo: —Dios ha derrotado a mis enemigos por medio de mí, como una corriente de agua que arrasa con todo. Por eso aquel lugar se llama Baal Perasín.</w:t>
       </w:r>
     </w:p>
     <w:p>
@@ -8381,7 +8381,7 @@
         <w:rPr>
           <w:lang w:val="es_ES" w:bidi="es_ES"/>
         </w:rPr>
-        <w:t xml:space="preserve"> David volvió a consultar a Dios. Esta vez Dios le respondió:—No los ataques de frente. Rodéalos y atácalos por detrás, desde los árboles de bálsamo.</w:t>
+        <w:t xml:space="preserve"> David volvió a consultar a Dios. Esta vez Dios le respondió: —No los ataques de frente. Rodéalos y atácalos por detrás, desde los árboles de bálsamo.</w:t>
       </w:r>
     </w:p>
     <w:p>
@@ -8502,7 +8502,7 @@
         <w:rPr>
           <w:lang w:val="es_ES" w:bidi="es_ES"/>
         </w:rPr>
-        <w:t xml:space="preserve"> Entonces dijo:—Solo los levitas pueden cargar el arca de Dios. El Señor los eligió para esto y para que le sirvan para siempre.</w:t>
+        <w:t xml:space="preserve"> Entonces dijo: —Solo los levitas pueden cargar el arca de Dios. El Señor los eligió para esto y para que le sirvan para siempre.</w:t>
       </w:r>
     </w:p>
     <w:p>
@@ -8538,7 +8538,7 @@
           <w:vertAlign w:val="superscript"/>
           <w:lang w:val="es_ES" w:bidi="es_ES"/>
         </w:rPr>
-        <w:t>10</w:t>
+        <w:t>4-10</w:t>
       </w:r>
       <w:r>
         <w:rPr>
@@ -8586,7 +8586,7 @@
         <w:rPr>
           <w:lang w:val="es_ES" w:bidi="es_ES"/>
         </w:rPr>
-        <w:t xml:space="preserve"> Les dijo:—Ustedes son los jefes de las familias de los levitas. Conságrense ustedes y sus hermanos levitas para trasladar el arca del Señor, Dios de Israel, al lugar que preparé para ella.</w:t>
+        <w:t xml:space="preserve"> Les dijo: —Ustedes son los jefes de las familias de los levitas. Conságrense ustedes y sus hermanos levitas para trasladar el arca del Señor, Dios de Israel, al lugar que preparé para ella.</w:t>
       </w:r>
     </w:p>
     <w:p>
@@ -9205,7 +9205,7 @@
           <w:vertAlign w:val="superscript"/>
           <w:lang w:val="es_ES" w:bidi="es_ES"/>
         </w:rPr>
-        <w:t>13</w:t>
+        <w:t>12-13</w:t>
       </w:r>
       <w:r>
         <w:rPr>
@@ -9253,7 +9253,7 @@
         <w:rPr>
           <w:lang w:val="es_ES" w:bidi="es_ES"/>
         </w:rPr>
-        <w:t xml:space="preserve"> Él recuerda su pacto para siempre, la promesa que hizo para mil generaciones;</w:t>
+        <w:t xml:space="preserve"> Él recuerda su pacto para siempre, la promesa que hizo para 1.000 generaciones;</w:t>
       </w:r>
     </w:p>
     <w:p>
@@ -9316,7 +9316,7 @@
         <w:rPr>
           <w:lang w:val="es_ES" w:bidi="es_ES"/>
         </w:rPr>
-        <w:t xml:space="preserve"> «Te daré la tierra de Canaán como herencia».</w:t>
+        <w:t xml:space="preserve"> «Te daré la tierra de Canaán como herencia”.</w:t>
       </w:r>
     </w:p>
     <w:p>
@@ -9400,7 +9400,7 @@
         <w:rPr>
           <w:lang w:val="es_ES" w:bidi="es_ES"/>
         </w:rPr>
-        <w:t xml:space="preserve"> «No toquen a mis escogidos, no hagan daño a mis profetas».</w:t>
+        <w:t xml:space="preserve"> «No toquen a mis escogidos, no hagan daño a mis profetas”.</w:t>
       </w:r>
     </w:p>
     <w:p>
@@ -9589,7 +9589,7 @@
         <w:rPr>
           <w:lang w:val="es_ES" w:bidi="es_ES"/>
         </w:rPr>
-        <w:t xml:space="preserve"> ¡Alégrense los cielos y regocíjese la tierra! Que todas las naciones digan: «¡El Señor reina!».</w:t>
+        <w:t xml:space="preserve"> ¡Alégrense los cielos y regocíjese la tierra! Que todas las naciones digan: «¡El Señor reina!”.</w:t>
       </w:r>
     </w:p>
     <w:p>
@@ -9673,7 +9673,7 @@
         <w:rPr>
           <w:lang w:val="es_ES" w:bidi="es_ES"/>
         </w:rPr>
-        <w:t xml:space="preserve"> Clamen a él y díganle: «Sálvanos, Dios de nuestra salvación; reúnenos y líbranos de las naciones. Entonces daremos gracias a tu santo nombre y nos alegraremos al alabarte».</w:t>
+        <w:t xml:space="preserve"> Clamen a él y díganle: “Sálvanos, Dios de nuestra salvación; reúnenos y líbranos de las naciones. Entonces daremos gracias a tu santo nombre y nos alegraremos al alabarte”.</w:t>
       </w:r>
     </w:p>
     <w:p>
@@ -9694,7 +9694,7 @@
         <w:rPr>
           <w:lang w:val="es_ES" w:bidi="es_ES"/>
         </w:rPr>
-        <w:t xml:space="preserve"> Bendito sea el Señor, Dios de Israel, desde siempre y para siempre. Y todo el pueblo respondió:—¡Amén!Y alabó al Señor.</w:t>
+        <w:t xml:space="preserve"> Bendito sea el Señor, Dios de Israel, desde siempre y para siempre. Y todo el pueblo respondió: —¡Amén! Y alabó al Señor.</w:t>
       </w:r>
     </w:p>
     <w:p>
@@ -9878,7 +9878,7 @@
         <w:rPr>
           <w:lang w:val="es_ES" w:bidi="es_ES"/>
         </w:rPr>
-        <w:t xml:space="preserve"> Después de que David se instaló en su palacio, le dijo al profeta Natán:—Mira, yo vivo en un palacio de cedro. Pero el arca del pacto del Señor está bajo una tienda de campaña.</w:t>
+        <w:t xml:space="preserve"> Después de que David se instaló en su palacio, le dijo al profeta Natán: —Mira, yo vivo en un palacio de cedro. Pero el arca del pacto del Señor está bajo una tienda de campaña.</w:t>
       </w:r>
     </w:p>
     <w:p>
@@ -9899,7 +9899,7 @@
         <w:rPr>
           <w:lang w:val="es_ES" w:bidi="es_ES"/>
         </w:rPr>
-        <w:t xml:space="preserve"> Natán le respondió:—Haz todo lo que tienes en mente, porque Dios está contigo.</w:t>
+        <w:t xml:space="preserve"> Natán le respondió: —Haz todo lo que tienes en mente, porque Dios está contigo.</w:t>
       </w:r>
     </w:p>
     <w:p>
@@ -9941,7 +9941,7 @@
         <w:rPr>
           <w:lang w:val="es_ES" w:bidi="es_ES"/>
         </w:rPr>
-        <w:t xml:space="preserve"> —Ve y dile a mi siervo David: "No serás tú quien me construya una casa.</w:t>
+        <w:t xml:space="preserve"> —Ve y dile a mi siervo David: “No serás tú quien me construya una casa.</w:t>
       </w:r>
     </w:p>
     <w:p>
@@ -9983,7 +9983,7 @@
         <w:rPr>
           <w:lang w:val="es_ES" w:bidi="es_ES"/>
         </w:rPr>
-        <w:t xml:space="preserve"> En ningún momento le reclamé a alguno de los líderes de Israel, a quienes puse a cargo de mi pueblo, por no haberme construido un templo de cedro".</w:t>
+        <w:t xml:space="preserve"> En ningún momento le reclamé a alguno de los líderes de Israel, a quienes puse a cargo de mi pueblo, por no haberme construido un templo de cedro”.</w:t>
       </w:r>
     </w:p>
     <w:p>
@@ -10004,7 +10004,7 @@
         <w:rPr>
           <w:lang w:val="es_ES" w:bidi="es_ES"/>
         </w:rPr>
-        <w:t xml:space="preserve"> »Ahora dile a mi siervo David que esto dice el Señor Todopoderoso: "Te saqué del campo, donde cuidabas ovejas. Te hice gobernante de mi pueblo Israel.</w:t>
+        <w:t xml:space="preserve"> »Ahora dile a mi siervo David que esto dice el Señor Todopoderoso: “Te saqué del campo, donde cuidabas ovejas. Te hice gobernante de mi pueblo Israel.</w:t>
       </w:r>
     </w:p>
     <w:p>
@@ -10151,7 +10151,7 @@
         <w:rPr>
           <w:lang w:val="es_ES" w:bidi="es_ES"/>
         </w:rPr>
-        <w:t xml:space="preserve"> Lo estableceré sobre mi casa y sobre mi reino para siempre. Su trono será firme eternamente".</w:t>
+        <w:t xml:space="preserve"> Lo estableceré sobre mi casa y sobre mi reino para siempre. Su trono será firme eternamente”.</w:t>
       </w:r>
     </w:p>
     <w:p>
@@ -10193,7 +10193,7 @@
         <w:rPr>
           <w:lang w:val="es_ES" w:bidi="es_ES"/>
         </w:rPr>
-        <w:t xml:space="preserve"> Entonces David entró, se sentó delante del Señor y dijo:—¿Quién soy yo, Señor y Dios, y qué es mi familia, para que me hayas traído hasta aquí?</w:t>
+        <w:t xml:space="preserve"> Entonces David entró, se sentó delante del Señor y dijo: —¿Quién soy yo, Señor y Dios, y qué es mi familia, para que me hayas traído hasta aquí?</w:t>
       </w:r>
     </w:p>
     <w:p>
@@ -10361,7 +10361,7 @@
         <w:rPr>
           <w:lang w:val="es_ES" w:bidi="es_ES"/>
         </w:rPr>
-        <w:t xml:space="preserve"> Que tu nombre sea honrado para siempre, para que todos digan: "El Señor Todopoderoso es verdaderamente el Dios de Israel". Y que mi descendencia permanezca firme delante de ti.</w:t>
+        <w:t xml:space="preserve"> Que tu nombre sea honrado para siempre, para que todos digan: “El Señor Todopoderoso es verdaderamente el Dios de Israel”. Y que mi descendencia permanezca firme delante de ti.</w:t>
       </w:r>
     </w:p>
     <w:p>
@@ -10849,13 +10849,13 @@
           <w:vertAlign w:val="superscript"/>
           <w:lang w:val="es_ES" w:bidi="es_ES"/>
         </w:rPr>
-        <w:t>3</w:t>
-      </w:r>
-      <w:r>
-        <w:rPr>
-          <w:lang w:val="es_ES" w:bidi="es_ES"/>
-        </w:rPr>
-        <w:t xml:space="preserve"> David pensó: «Voy a mostrarle mi amistad a Janún, tal como su padre Najás fue amigo mío». Entonces envió una delegación para expresarle sus condolencias por la muerte de su padre.Cuando los embajadores de David llegaron a territorio amonita, los jefes amonitas le dijeron a Janún:—¿De verdad crees que David te envió estos hombres para honrar la memoria de tu padre? ¡No! Los envió para espiar la ciudad, reconocerla y después conquistarla.</w:t>
+        <w:t>2-3</w:t>
+      </w:r>
+      <w:r>
+        <w:rPr>
+          <w:lang w:val="es_ES" w:bidi="es_ES"/>
+        </w:rPr>
+        <w:t xml:space="preserve"> David pensó: “Voy a mostrarle mi amistad a Janún, tal como su padre Najás fue amigo mío”. Entonces envió una delegación para expresarle sus condolencias por la muerte de su padre. Cuando los embajadores de David llegaron a territorio amonita, los jefes amonitas le dijeron a Janún: —¿De verdad crees que David te envió estos hombres para honrar la memoria de tu padre? ¡No! Los envió para espiar la ciudad, reconocerla y después conquistarla.</w:t>
       </w:r>
     </w:p>
     <w:p>
@@ -11044,7 +11044,7 @@
         <w:rPr>
           <w:lang w:val="es_ES" w:bidi="es_ES"/>
         </w:rPr>
-        <w:t xml:space="preserve"> Joab le dijo a Abisay:—Si los arameos son más fuertes que yo, tú vendrás a ayudarme. Y si los amonitas son más fuertes que tú, yo iré a ayudarte.</w:t>
+        <w:t xml:space="preserve"> Joab le dijo a Abisay: —Si los arameos son más fuertes que yo, tú vendrás a ayudarme. Y si los amonitas son más fuertes que tú, yo iré a ayudarte.</w:t>
       </w:r>
     </w:p>
     <w:p>
@@ -11143,7 +11143,7 @@
           <w:vertAlign w:val="superscript"/>
           <w:lang w:val="es_ES" w:bidi="es_ES"/>
         </w:rPr>
-        <w:t>18</w:t>
+        <w:t>17-18</w:t>
       </w:r>
       <w:r>
         <w:rPr>
@@ -11207,7 +11207,7 @@
         <w:rPr>
           <w:lang w:val="es_ES" w:bidi="es_ES"/>
         </w:rPr>
-        <w:t xml:space="preserve"> La primavera era la época en que los reyes salían a la guerra. Joab salió con el ejército israelita y atacó el país de los amonitas. Después de arrasarlo, sitió Rabá y la conquistó. Mientras tanto, David se había quedado en Jerusalén.</w:t>
+        <w:t xml:space="preserve"> La primavera era la época en que los reyes salían a la guerra. Joab salió con el ejército israelita y atacó el país de los amonitas. Después de arrasarlo, sitió Rabá y la tomó. Mientras tanto, David se había quedado en Jerusalén.</w:t>
       </w:r>
     </w:p>
     <w:p>
@@ -11249,7 +11249,7 @@
         <w:rPr>
           <w:lang w:val="es_ES" w:bidi="es_ES"/>
         </w:rPr>
-        <w:t xml:space="preserve"> A la gente de la ciudad la puso a trabajar con sierras, picos de hierro y hachas. Esto acostumbraba hacer con todos los pueblos que conquistaba. Luego David regresó a Jerusalén con todo el pueblo.</w:t>
+        <w:t xml:space="preserve"> A la gente de la ciudad la puso a trabajar con sierras, picos de hierro y hachas. Esto solía hacer con todos los pueblos que vencía. Luego David regresó a Jerusalén con todo el pueblo.</w:t>
       </w:r>
     </w:p>
     <w:p>
@@ -11306,7 +11306,7 @@
           <w:vertAlign w:val="superscript"/>
           <w:lang w:val="es_ES" w:bidi="es_ES"/>
         </w:rPr>
-        <w:t>7</w:t>
+        <w:t>6-7</w:t>
       </w:r>
       <w:r>
         <w:rPr>
@@ -11412,7 +11412,7 @@
         <w:rPr>
           <w:lang w:val="es_ES" w:bidi="es_ES"/>
         </w:rPr>
-        <w:t xml:space="preserve"> Pero Joab le respondió:—Que el Señor multiplique su pueblo 100 veces más. Todos estamos al servicio de mi rey y señor. ¿Para qué quieres contar a la gente? ¿Por qué hacer algo que traerá desgracia a Israel?</w:t>
+        <w:t xml:space="preserve"> Pero Joab le respondió: —Que el Señor multiplique su pueblo 100 veces más. Todos estamos al servicio de mi rey y señor. ¿Para qué quieres contar a la gente? ¿Por qué hacer algo que traerá desgracia a Israel?</w:t>
       </w:r>
     </w:p>
     <w:p>
@@ -11517,7 +11517,7 @@
         <w:rPr>
           <w:lang w:val="es_ES" w:bidi="es_ES"/>
         </w:rPr>
-        <w:t xml:space="preserve"> Entonces David le dijo a Dios:—He cometido un pecado muy grande al ordenar este censo. Pero ahora te ruego que perdones el pecado de tu siervo, pues actué como un necio.</w:t>
+        <w:t xml:space="preserve"> Entonces David le dijo a Dios: —He cometido un pecado muy grande al ordenar este censo. Pero ahora te ruego que perdones el pecado de tu siervo, pues actué como un necio.</w:t>
       </w:r>
     </w:p>
     <w:p>
@@ -11559,7 +11559,7 @@
         <w:rPr>
           <w:lang w:val="es_ES" w:bidi="es_ES"/>
         </w:rPr>
-        <w:t xml:space="preserve"> —Ve y dile a David que así dice el Señor: "Te ofrezco 3 opciones. Escoge una de ellas, y esa será tu castigo".</w:t>
+        <w:t xml:space="preserve"> —Ve y dile a David que así dice el Señor: “Te ofrezco 3 opciones. Escoge una de ellas, y esa será tu castigo”.</w:t>
       </w:r>
     </w:p>
     <w:p>
@@ -11580,7 +11580,7 @@
         <w:rPr>
           <w:lang w:val="es_ES" w:bidi="es_ES"/>
         </w:rPr>
-        <w:t xml:space="preserve"> Entonces Gad fue y le dijo a David:—El Señor te manda a decir que elijas uno de estos 3 castigos:</w:t>
+        <w:t xml:space="preserve"> Entonces Gad fue y le dijo a David: —El Señor te manda a decir que elijas uno de estos 3 castigos:</w:t>
       </w:r>
     </w:p>
     <w:p>
@@ -11664,7 +11664,7 @@
         <w:rPr>
           <w:lang w:val="es_ES" w:bidi="es_ES"/>
         </w:rPr>
-        <w:t xml:space="preserve"> Durante la plaga, Dios envió un ángel a destruir a Jerusalén. Cuando estaba a punto de destruirla, el Señor lo vio y se lamentó. Entonces le ordenó al ángel destructor:—¡Detente! ¡Es suficiente!En ese momento el ángel del Señor se encontraba de pie en el campo de trilla de Arauna, el jebuseo.</w:t>
+        <w:t xml:space="preserve"> Durante la plaga, Dios envió un ángel a destruir a Jerusalén. Cuando estaba a punto de destruirla, el Señor lo vio y se lamentó. Entonces le ordenó al ángel destructor: —¡Detente! ¡Es suficiente! En ese momento el ángel del Señor se encontraba de pie en el campo de trilla de Arauna, el jebuseo.</w:t>
       </w:r>
     </w:p>
     <w:p>
@@ -11706,7 +11706,7 @@
         <w:rPr>
           <w:lang w:val="es_ES" w:bidi="es_ES"/>
         </w:rPr>
-        <w:t xml:space="preserve"> Y David le dijo a Dios:—Yo fui el que pecó al ordenar el censo. Pero ¿qué culpa tienen estas ovejas? He obrado mal. Señor, Dios mío, castígame a mí y a mi familia, pero no sigas castigando a tu pueblo.</w:t>
+        <w:t xml:space="preserve"> Y David le dijo a Dios: —Yo fui el que pecó al ordenar el censo. Pero ¿qué culpa tienen estas ovejas? He obrado mal. Señor, Dios mío, castígame a mí y a mi familia, pero no sigas castigando a tu pueblo.</w:t>
       </w:r>
     </w:p>
     <w:p>
@@ -11727,7 +11727,7 @@
         <w:rPr>
           <w:lang w:val="es_ES" w:bidi="es_ES"/>
         </w:rPr>
-        <w:t xml:space="preserve"> Entonces el ángel del Señor le dijo a Gad:—Ve y dile a David que construya un altar al Señor en el campo de trilla de Arauna, el jebuseo.</w:t>
+        <w:t xml:space="preserve"> Entonces el ángel del Señor le dijo a Gad: —Ve y dile a David que construya un altar al Señor en el campo de trilla de Arauna, el jebuseo.</w:t>
       </w:r>
     </w:p>
     <w:p>
@@ -11811,7 +11811,7 @@
         <w:rPr>
           <w:lang w:val="es_ES" w:bidi="es_ES"/>
         </w:rPr>
-        <w:t xml:space="preserve"> Entonces David le dijo:—Por favor, véndeme este campo de trilla para construir un altar al Señor, y así se detenga la plaga. Te pagaré el precio completo.</w:t>
+        <w:t xml:space="preserve"> Entonces David le dijo: —Por favor, véndeme este campo de trilla para construir un altar al Señor, y así se detenga la plaga. Te pagaré el precio completo.</w:t>
       </w:r>
     </w:p>
     <w:p>
@@ -12016,7 +12016,7 @@
         <w:rPr>
           <w:lang w:val="es_ES" w:bidi="es_ES"/>
         </w:rPr>
-        <w:t xml:space="preserve"> Entonces David dijo:—Aquí, en el campo de trilla de Arauna, edificaré el templo del Señor Dios. Aquí construiré el altar para que los israelitas presenten sus ofrendas quemadas.</w:t>
+        <w:t xml:space="preserve"> Entonces David dijo: —Aquí, en el campo de trilla de Arauna, edificaré el templo del Señor Dios. Aquí construiré el altar para que los israelitas presenten sus ofrendas quemadas.</w:t>
       </w:r>
     </w:p>
     <w:p>
@@ -12100,7 +12100,7 @@
         <w:rPr>
           <w:lang w:val="es_ES" w:bidi="es_ES"/>
         </w:rPr>
-        <w:t xml:space="preserve"> David pensó: «Mi hijo Salomón es joven y sin experiencia. El templo del Señor debe ser una estructura magnífica, famosa y gloriosa en todo el mundo. Por eso voy a hacer los preparativos necesarios». Así que, antes de morir, David dejó listos todos los materiales para la construcción.</w:t>
+        <w:t xml:space="preserve"> David pensó: “Mi hijo Salomón es joven y sin experiencia. El templo del Señor debe ser una estructura magnífica, famosa y gloriosa en todo el mundo. Por eso voy a hacer los preparativos necesarios”. Así que, antes de morir, David dejó listos todos los materiales para la construcción.</w:t>
       </w:r>
     </w:p>
     <w:p>
@@ -12142,7 +12142,7 @@
         <w:rPr>
           <w:lang w:val="es_ES" w:bidi="es_ES"/>
         </w:rPr>
-        <w:t xml:space="preserve"> Le dijo:—Hijo mío, yo quería construir un templo para honrar al Señor mi Dios,</w:t>
+        <w:t xml:space="preserve"> Le dijo: —Hijo mío, yo quería construir un templo para honrar al Señor mi Dios,</w:t>
       </w:r>
     </w:p>
     <w:p>
@@ -12163,7 +12163,7 @@
         <w:rPr>
           <w:lang w:val="es_ES" w:bidi="es_ES"/>
         </w:rPr>
-        <w:t xml:space="preserve"> pero él me dijo: "No serás tú quien me construya un templo para honrar mi nombre, porque has dirigido muchas guerras y has derramado mucha sangre.</w:t>
+        <w:t xml:space="preserve"> pero él me dijo: “No serás tú quien me construya un templo para honrar mi nombre, porque has dirigido muchas guerras y has derramado mucha sangre.</w:t>
       </w:r>
     </w:p>
     <w:p>
@@ -12205,7 +12205,7 @@
         <w:rPr>
           <w:lang w:val="es_ES" w:bidi="es_ES"/>
         </w:rPr>
-        <w:t xml:space="preserve"> Él construirá mi templo. Será como mi propio hijo, y yo seré su Padre. Haré que sus hijos y descendientes reinen sobre Israel por siempre".</w:t>
+        <w:t xml:space="preserve"> Él construirá mi templo. Será como mi propio hijo, y yo seré su Padre. Haré que sus hijos y descendientes reinen sobre Israel por siempre”.</w:t>
       </w:r>
     </w:p>
     <w:p>
@@ -12488,7 +12488,7 @@
           <w:vertAlign w:val="superscript"/>
           <w:lang w:val="es_ES" w:bidi="es_ES"/>
         </w:rPr>
-        <w:t>5</w:t>
+        <w:t>4-5</w:t>
       </w:r>
       <w:r>
         <w:rPr>
@@ -12551,7 +12551,7 @@
           <w:vertAlign w:val="superscript"/>
           <w:lang w:val="es_ES" w:bidi="es_ES"/>
         </w:rPr>
-        <w:t>9</w:t>
+        <w:t>8-9</w:t>
       </w:r>
       <w:r>
         <w:rPr>
@@ -12572,7 +12572,7 @@
           <w:vertAlign w:val="superscript"/>
           <w:lang w:val="es_ES" w:bidi="es_ES"/>
         </w:rPr>
-        <w:t>11</w:t>
+        <w:t>10-11</w:t>
       </w:r>
       <w:r>
         <w:rPr>
@@ -12620,22 +12620,22 @@
         <w:rPr>
           <w:lang w:val="es_ES" w:bidi="es_ES"/>
         </w:rPr>
-        <w:t xml:space="preserve"> Los hijos de Amirán fueron Aarón y Moisés. Aarón y sus descendientes fueron consagrados para ministrar en el lugar sagrado. Debían presentar las ofrendas delante del Señor, quemar el incienso y bendecir al pueblo en el nombre del Señor.</w:t>
-      </w:r>
-    </w:p>
-    <w:p>
-      <w:pPr/>
-      <w:r>
-        <w:rPr>
-          <w:lang w:val="es_ES" w:bidi="es_ES"/>
-        </w:rPr>
-      </w:r>
-      <w:r>
-        <w:rPr>
-          <w:vertAlign w:val="superscript"/>
-          <w:lang w:val="es_ES" w:bidi="es_ES"/>
-        </w:rPr>
-        <w:t>15</w:t>
+        <w:t xml:space="preserve"> Los hijos de Amirán fueron Aarón y Moisés. Aarón y sus descendientes fueron consagrados para ministrar en el santuario. Debían presentar las ofrendas delante del Señor, quemar el incienso y bendecir al pueblo en el nombre del Señor.</w:t>
+      </w:r>
+    </w:p>
+    <w:p>
+      <w:pPr/>
+      <w:r>
+        <w:rPr>
+          <w:lang w:val="es_ES" w:bidi="es_ES"/>
+        </w:rPr>
+      </w:r>
+      <w:r>
+        <w:rPr>
+          <w:vertAlign w:val="superscript"/>
+          <w:lang w:val="es_ES" w:bidi="es_ES"/>
+        </w:rPr>
+        <w:t>14-15</w:t>
       </w:r>
       <w:r>
         <w:rPr>
@@ -12704,7 +12704,7 @@
         <w:rPr>
           <w:lang w:val="es_ES" w:bidi="es_ES"/>
         </w:rPr>
-        <w:t xml:space="preserve"> Los hijos de Izar tuieron a Selomit como jefe.</w:t>
+        <w:t xml:space="preserve"> Los hijos de Izar tuvieron a Selomit como jefe.</w:t>
       </w:r>
     </w:p>
     <w:p>
@@ -12851,7 +12851,7 @@
         <w:rPr>
           <w:lang w:val="es_ES" w:bidi="es_ES"/>
         </w:rPr>
-        <w:t xml:space="preserve"> David había dicho:—El Señor, Dios de Israel, ha dado paz a su pueblo y habitará para siempre en Jerusalén.</w:t>
+        <w:t xml:space="preserve"> David había dicho: —El Señor, Dios de Israel, ha dado paz a su pueblo y habitará para siempre en Jerusalén.</w:t>
       </w:r>
     </w:p>
     <w:p>
@@ -12977,7 +12977,7 @@
         <w:rPr>
           <w:lang w:val="es_ES" w:bidi="es_ES"/>
         </w:rPr>
-        <w:t xml:space="preserve"> Debían ayudar en los sacrificios especiales de ofrendas quemadas, en los sacrificios del sábado, en las celebraciones de la luna nueva y en todas las fiestas. Los levitas se presentarían siempre en el número requerido para cada ocasión.</w:t>
+        <w:t xml:space="preserve"> Debían ayudar en los sacrificios especiales de ofrendas quemadas, en los sacrificios del día de reposo, en las celebraciones de la luna nueva y en todas las fiestas. Los levitas se presentarían siempre en el número requerido para cada ocasión.</w:t>
       </w:r>
     </w:p>
     <w:p>
@@ -12998,7 +12998,7 @@
         <w:rPr>
           <w:lang w:val="es_ES" w:bidi="es_ES"/>
         </w:rPr>
-        <w:t xml:space="preserve"> Los levitas debían cuidar el lugar sagrado y la tienda de reunión, y servir bajo las órdenes de los sacerdotes descendientes de Aarón.</w:t>
+        <w:t xml:space="preserve"> Los levitas debían cuidar el Lugar Santo y la tienda de reunión, y servir bajo las órdenes de los sacerdotes descendientes de Aarón.</w:t>
       </w:r>
     </w:p>
     <w:p>
@@ -13155,7 +13155,7 @@
           <w:vertAlign w:val="superscript"/>
           <w:lang w:val="es_ES" w:bidi="es_ES"/>
         </w:rPr>
-        <w:t>18</w:t>
+        <w:t>7-18</w:t>
       </w:r>
       <w:r>
         <w:rPr>
@@ -13281,7 +13281,7 @@
           <w:vertAlign w:val="superscript"/>
           <w:lang w:val="es_ES" w:bidi="es_ES"/>
         </w:rPr>
-        <w:t>25</w:t>
+        <w:t>24-25</w:t>
       </w:r>
       <w:r>
         <w:rPr>
@@ -13302,7 +13302,7 @@
           <w:vertAlign w:val="superscript"/>
           <w:lang w:val="es_ES" w:bidi="es_ES"/>
         </w:rPr>
-        <w:t>27</w:t>
+        <w:t>26-27</w:t>
       </w:r>
       <w:r>
         <w:rPr>
@@ -13486,7 +13486,7 @@
           <w:vertAlign w:val="superscript"/>
           <w:lang w:val="es_ES" w:bidi="es_ES"/>
         </w:rPr>
-        <w:t>5</w:t>
+        <w:t>4-5</w:t>
       </w:r>
       <w:r>
         <w:rPr>
@@ -13507,7 +13507,7 @@
           <w:vertAlign w:val="superscript"/>
           <w:lang w:val="es_ES" w:bidi="es_ES"/>
         </w:rPr>
-        <w:t>7</w:t>
+        <w:t>6-7</w:t>
       </w:r>
       <w:r>
         <w:rPr>
@@ -13549,13 +13549,13 @@
           <w:vertAlign w:val="superscript"/>
           <w:lang w:val="es_ES" w:bidi="es_ES"/>
         </w:rPr>
-        <w:t>31</w:t>
-      </w:r>
-      <w:r>
-        <w:rPr>
-          <w:lang w:val="es_ES" w:bidi="es_ES"/>
-        </w:rPr>
-        <w:t xml:space="preserve"> El primer sorteo cayó sobre José, del clan de Asaf, junto con 12 de sus hijos y hermanos; el segundo, sobre Guedalías, junto con 12 de sus hijos y hermanos; el tercero, sobre Zacur, junto con 12 de sus hijos y hermanos; el cuarto, sobre Izri, junto con 12 de sus hijos y hermanos; el quinto, sobre Netanías, junto con 12 de sus hijos y hermanos; el sexto, sobre Buquías, junto con 12 de sus hijos y hermanos; el séptimo, sobre Jesarela, junto con 12 de sus hijos y hermanos; el octavo, sobre Isaías, junto con 12 de sus hijos y hermanos; el noveno, sobre Matanías, junto con 12 de sus hijos y hermanos; el décimo, sobre Simí, junto con 12 de sus hijos y hermanos; el undécimo, sobre Azarel, junto con 12 de sus hijos y hermanos; el duodécimo, sobre Jasabías, junto con 12 de sus hijos y hermanos; el decimotercero, sobre Subael, junto con 12 de sus hijos y hermanos; el decimocuarto, sobre Matatías, junto con 12 de sus hijos y hermanos; el decimoquinto, sobre Jeremot, junto con 12 de sus hijos y hermanos; el decimosexto, sobre Jananías, junto con 12 de sus hijos y hermanos; el decimoseptimo, sobre Josbecasa, junto con 12 de sus hijos y hermanos; el decimoctavo, sobre Jananí, junto con 12 de sus hijos y hermanos; el decimonoveno, sobre Malotí, junto con 12 de sus hijos y hermanos; el vigésimo, sobre Eliatá, junto con 12 de sus hijos y hermanos; el vigesimoprimero, sobre Hotir, junto con 12 de sus hijos y hermanos; el vigesimosegundo, sobre Guidalti, junto con 12 de sus hijos y hermanos; el vigesimotercero, sobre Mahaziot, junto con 12 de sus hijos y hermanos; el vigesimocuarto, sobre Romanti Ezer, junto con 12 de sus hijos y hermanos.</w:t>
+        <w:t>9-31</w:t>
+      </w:r>
+      <w:r>
+        <w:rPr>
+          <w:lang w:val="es_ES" w:bidi="es_ES"/>
+        </w:rPr>
+        <w:t xml:space="preserve"> El primer sorteo cayó sobre José, del clan de Asaf, junto con 12 de sus hijos y hermanos; el segundo, sobre Guedalías, junto con 12 de sus hijos y hermanos; el tercero, sobre Zacur, junto con 12 de sus hijos y hermanos; el cuarto, sobre Izri, junto con 12 de sus hijos y hermanos; el quinto, sobre Netanías, junto con 12 de sus hijos y hermanos; el sexto, sobre Buquías, junto con 12 de sus hijos y hermanos; el séptimo, sobre Jesarela, junto con 12 de sus hijos y hermanos; el octavo, sobre Isaías, junto con 12 de sus hijos y hermanos; el noveno, sobre Matanías, junto con 12 de sus hijos y hermanos; el décimo, sobre Simí, junto con 12 de sus hijos y hermanos; el undécimo, sobre Azarel, junto con 12 de sus hijos y hermanos; el duodécimo, sobre Jasabías, junto con 12 de sus hijos y hermanos; el decimotercero, sobre Subael, junto con 12 de sus hijos y hermanos; el decimocuarto, sobre Matatías, junto con 12 de sus hijos y hermanos; el decimoquinto, sobre Jeremot, junto con 12 de sus hijos y hermanos; el decimosexto, sobre Jananías, junto con 12 de sus hijos y hermanos; el decimoséptimo, sobre Josbecasa, junto con 12 de sus hijos y hermanos; el decimoctavo, sobre Jananí, junto con 12 de sus hijos y hermanos; el decimonoveno, sobre Malotí, junto con 12 de sus hijos y hermanos; el vigésimo, sobre Eliatá, junto con 12 de sus hijos y hermanos; el vigesimoprimero, sobre Hotir, junto con 12 de sus hijos y hermanos; el vigesimosegundo, sobre Guidalti, junto con 12 de sus hijos y hermanos; el vigesimotercero, sobre Mahaziot, junto con 12 de sus hijos y hermanos; el vigesimocuarto, sobre Romanti Ezer, junto con 12 de sus hijos y hermanos.</w:t>
       </w:r>
     </w:p>
     <w:p>
@@ -13607,7 +13607,7 @@
           <w:vertAlign w:val="superscript"/>
           <w:lang w:val="es_ES" w:bidi="es_ES"/>
         </w:rPr>
-        <w:t>3</w:t>
+        <w:t>2-3</w:t>
       </w:r>
       <w:r>
         <w:rPr>
@@ -13628,7 +13628,7 @@
           <w:vertAlign w:val="superscript"/>
           <w:lang w:val="es_ES" w:bidi="es_ES"/>
         </w:rPr>
-        <w:t>5</w:t>
+        <w:t>4-5</w:t>
       </w:r>
       <w:r>
         <w:rPr>
@@ -13649,7 +13649,7 @@
           <w:vertAlign w:val="superscript"/>
           <w:lang w:val="es_ES" w:bidi="es_ES"/>
         </w:rPr>
-        <w:t>7</w:t>
+        <w:t>6-7</w:t>
       </w:r>
       <w:r>
         <w:rPr>
@@ -13718,7 +13718,7 @@
         <w:rPr>
           <w:lang w:val="es_ES" w:bidi="es_ES"/>
         </w:rPr>
-        <w:t xml:space="preserve"> Los hijos de Josá, del clan de Merari, fueron: Simri, a quien su padre designó como líder, aunque no era el primogénito;</w:t>
+        <w:t xml:space="preserve"> Los hijos de Josá, del clan de Merari, fueron Simri, a quien su padre designó como líder, aunque no era el primogénito;</w:t>
       </w:r>
     </w:p>
     <w:p>
@@ -13796,7 +13796,7 @@
           <w:vertAlign w:val="superscript"/>
           <w:lang w:val="es_ES" w:bidi="es_ES"/>
         </w:rPr>
-        <w:t>15</w:t>
+        <w:t>14-15</w:t>
       </w:r>
       <w:r>
         <w:rPr>
@@ -13901,7 +13901,7 @@
           <w:vertAlign w:val="superscript"/>
           <w:lang w:val="es_ES" w:bidi="es_ES"/>
         </w:rPr>
-        <w:t>22</w:t>
+        <w:t>20-22</w:t>
       </w:r>
       <w:r>
         <w:rPr>
@@ -13922,7 +13922,7 @@
           <w:vertAlign w:val="superscript"/>
           <w:lang w:val="es_ES" w:bidi="es_ES"/>
         </w:rPr>
-        <w:t>24</w:t>
+        <w:t>23-24</w:t>
       </w:r>
       <w:r>
         <w:rPr>
@@ -14027,7 +14027,7 @@
           <w:vertAlign w:val="superscript"/>
           <w:lang w:val="es_ES" w:bidi="es_ES"/>
         </w:rPr>
-        <w:t>30</w:t>
+        <w:t>29-30</w:t>
       </w:r>
       <w:r>
         <w:rPr>
@@ -14048,7 +14048,7 @@
           <w:vertAlign w:val="superscript"/>
           <w:lang w:val="es_ES" w:bidi="es_ES"/>
         </w:rPr>
-        <w:t>32</w:t>
+        <w:t>31-32</w:t>
       </w:r>
       <w:r>
         <w:rPr>
@@ -14106,7 +14106,7 @@
           <w:vertAlign w:val="superscript"/>
           <w:lang w:val="es_ES" w:bidi="es_ES"/>
         </w:rPr>
-        <w:t>3</w:t>
+        <w:t>2-3</w:t>
       </w:r>
       <w:r>
         <w:rPr>
@@ -14148,7 +14148,7 @@
           <w:vertAlign w:val="superscript"/>
           <w:lang w:val="es_ES" w:bidi="es_ES"/>
         </w:rPr>
-        <w:t>6</w:t>
+        <w:t>5-6</w:t>
       </w:r>
       <w:r>
         <w:rPr>
@@ -14358,7 +14358,7 @@
           <w:vertAlign w:val="superscript"/>
           <w:lang w:val="es_ES" w:bidi="es_ES"/>
         </w:rPr>
-        <w:t>22</w:t>
+        <w:t>16-22</w:t>
       </w:r>
       <w:r>
         <w:rPr>
@@ -14674,7 +14674,7 @@
         <w:rPr>
           <w:lang w:val="es_ES" w:bidi="es_ES"/>
         </w:rPr>
-        <w:t xml:space="preserve"> David se puso de pie delante de ellos y les dijo:—¡Hermanos míos y pueblo mío! Era mi deseo construir un lugar permanente para el arca del pacto del Señor, un lugar donde nuestro Dios pusiera su trono. Ya tengo listos todos los materiales necesarios para la construcción.</w:t>
+        <w:t xml:space="preserve"> David se puso de pie delante de ellos y les dijo: —¡Hermanos míos y pueblo mío! Era mi deseo construir un lugar permanente para el arca del pacto del Señor, un lugar donde nuestro Dios pusiera su trono. Ya tengo listos todos los materiales necesarios para la construcción.</w:t>
       </w:r>
     </w:p>
     <w:p>
@@ -14695,7 +14695,7 @@
         <w:rPr>
           <w:lang w:val="es_ES" w:bidi="es_ES"/>
         </w:rPr>
-        <w:t xml:space="preserve"> Pero Dios me dijo: "No serás tú quien me construya un templo para honrar mi nombre, porque has dirigido muchas guerras y has matado a mucha gente".</w:t>
+        <w:t xml:space="preserve"> Pero Dios me dijo: “No serás tú quien me construya un templo para honrar mi nombre, porque has dirigido muchas guerras y has matado a mucha gente”.</w:t>
       </w:r>
     </w:p>
     <w:p>
@@ -14758,7 +14758,7 @@
         <w:rPr>
           <w:lang w:val="es_ES" w:bidi="es_ES"/>
         </w:rPr>
-        <w:t xml:space="preserve"> En efecto, me ha dicho: "Tu hijo Salomón construirá mi templo, porque lo he escogido como mi hijo, y yo seré su Padre.</w:t>
+        <w:t xml:space="preserve"> En efecto, me ha dicho: “Tu hijo Salomón construirá mi templo, porque lo he escogido como mi hijo, y yo seré su Padre.</w:t>
       </w:r>
     </w:p>
     <w:p>
@@ -14779,7 +14779,7 @@
         <w:rPr>
           <w:lang w:val="es_ES" w:bidi="es_ES"/>
         </w:rPr>
-        <w:t xml:space="preserve"> Si continúa obedeciendo mis mandamientos y normas como lo hace ahora, estableceré su reino para siempre".</w:t>
+        <w:t xml:space="preserve"> Si continúa obedeciendo mis mandamientos y normas como lo hace ahora, estableceré su reino para siempre”.</w:t>
       </w:r>
     </w:p>
     <w:p>
@@ -14821,7 +14821,7 @@
         <w:rPr>
           <w:lang w:val="es_ES" w:bidi="es_ES"/>
         </w:rPr>
-        <w:t xml:space="preserve"> Luego David se dirigió a Salomón y le dijo:—Salomón, hijo mío, conoce al Dios de tu padre. Sírvele con todo tu corazón y con buena disposición, porque el Señor examina cada corazón y conoce todo pensamiento. Si lo buscas, lo encontrarás. Pero si lo abandonas, él te rechazará para siempre.</w:t>
+        <w:t xml:space="preserve"> Luego David se dirigió a Salomón y le dijo: —Salomón, hijo mío, conoce al Dios de tu padre. Sírvele con todo tu corazón y con buena disposición, porque el Señor examina cada corazón y conoce todo pensamiento. Si lo buscas, lo encontrarás. Pero si lo abandonas, él te rechazará para siempre.</w:t>
       </w:r>
     </w:p>
     <w:p>
@@ -15110,7 +15110,7 @@
         <w:rPr>
           <w:lang w:val="es_ES" w:bidi="es_ES"/>
         </w:rPr>
-        <w:t xml:space="preserve"> Entonces el rey David se dirigió a toda la asamblea y dijo:—Dios ha escogido a mi hijo Salomón para ser el próximo rey de Israel. Es todavía joven e inexperto. Y el trabajo que debe realizar es enorme. El templo que va a construir no es para cualquier persona, sino para el Señor Dios.</w:t>
+        <w:t xml:space="preserve"> Entonces el rey David se dirigió a toda la asamblea y dijo: —Dios ha escogido a mi hijo Salomón para ser el próximo rey de Israel. Es todavía joven e inexperto. Y el trabajo que debe realizar es enorme. El templo que va a construir no es para cualquier persona, sino para el Señor Dios.</w:t>
       </w:r>
     </w:p>
     <w:p>
@@ -15167,7 +15167,7 @@
           <w:vertAlign w:val="superscript"/>
           <w:lang w:val="es_ES" w:bidi="es_ES"/>
         </w:rPr>
-        <w:t>5</w:t>
+        <w:t>4-5</w:t>
       </w:r>
       <w:r>
         <w:rPr>
@@ -15188,7 +15188,7 @@
           <w:vertAlign w:val="superscript"/>
           <w:lang w:val="es_ES" w:bidi="es_ES"/>
         </w:rPr>
-        <w:t>7</w:t>
+        <w:t>6-7</w:t>
       </w:r>
       <w:r>
         <w:rPr>
@@ -15215,7 +15215,7 @@
         <w:rPr>
           <w:lang w:val="es_ES" w:bidi="es_ES"/>
         </w:rPr>
-        <w:t xml:space="preserve"> También entregaron piedras preciosas. Fueron depositadas en el tesoro del templo del Señor, bajo el cuidado de Jehiel, el gersonita.</w:t>
+        <w:t xml:space="preserve"> También entregaron piedras preciosas. Fueron depositadas en el tesoro del templo del Señor, bajo el cuidado de Jehiel, el guersonita.</w:t>
       </w:r>
     </w:p>
     <w:p>
@@ -15257,7 +15257,7 @@
         <w:rPr>
           <w:lang w:val="es_ES" w:bidi="es_ES"/>
         </w:rPr>
-        <w:t xml:space="preserve"> Mientras permanecía todavía delante de toda la asamblea, David alabó al Señor:—Señor, Dios de nuestro padre Israel, alabado seas por siempre.</w:t>
+        <w:t xml:space="preserve"> Mientras permanecía todavía delante de toda la asamblea, David alabó al Señor: —Señor, Dios de nuestro padre Israel, alabado seas por siempre.</w:t>
       </w:r>
     </w:p>
     <w:p>
@@ -15467,7 +15467,7 @@
         <w:rPr>
           <w:lang w:val="es_ES" w:bidi="es_ES"/>
         </w:rPr>
-        <w:t xml:space="preserve"> Entonces David se dirigió a todo el pueblo y le dijo:—¡Alaben al Señor su Dios!Todos alabaron al Señor, el Dios de sus antepasados. Se inclinaron ante el Señor y ante el rey.</w:t>
+        <w:t xml:space="preserve"> Entonces David se dirigió a todo el pueblo y le dijo: —¡Alaben al Señor su Dios! Todos alabaron al Señor, el Dios de sus antepasados. Se inclinaron ante el Señor y ante el rey.</w:t>
       </w:r>
     </w:p>
     <w:p>
@@ -15587,7 +15587,7 @@
           <w:vertAlign w:val="superscript"/>
           <w:lang w:val="es_ES" w:bidi="es_ES"/>
         </w:rPr>
-        <w:t>27</w:t>
+        <w:t>26-27</w:t>
       </w:r>
       <w:r>
         <w:rPr>
